--- a/2026/04. April/140. Tagesbericht.docx
+++ b/2026/04. April/140. Tagesbericht.docx
@@ -880,6 +880,13 @@
                 <w:szCs w:val="22"/>
               </w:rPr>
             </w:pPr>
+            <w:r>
+              <w:rPr>
+                <w:sz w:val="22"/>
+                <w:szCs w:val="22"/>
+              </w:rPr>
+              <w:t>12</w:t>
+            </w:r>
           </w:p>
         </w:tc>
       </w:tr>
@@ -1375,7 +1382,7 @@
           <w:sz w:val="18"/>
           <w:szCs w:val="18"/>
         </w:rPr>
-        <w:t>30.04.2026</w:t>
+        <w:t>02.07.2026</w:t>
       </w:r>
       <w:r>
         <w:rPr>
@@ -1467,7 +1474,7 @@
           <w:sz w:val="18"/>
           <w:szCs w:val="18"/>
         </w:rPr>
-        <w:t>30.04.2026</w:t>
+        <w:t>02.07.2026</w:t>
       </w:r>
       <w:r>
         <w:rPr>
